--- a/Naylor_Model_v15_Report.docx
+++ b/Naylor_Model_v15_Report.docx
@@ -62,7 +62,7 @@
           <w:i w:val="0"/>
           <w:sz w:val="20"/>
         </w:rPr>
-        <w:t>A four-feature logistic regression predicts whether an individual stolen-base attempt succeeds, from 10,844 tracked attempts (2023–2026). Out-of-fold AUROC = 0.7559 (bootstrap 95% CI 0.7416–0.7703) against a permutation null of 0.4985. The dominant predictor is the ground the runner gains between the pitcher's first move and release: a one-standard-deviation increase multiplies the odds of being safe by 3.19×, against 1.40× for sprint speed. Every coefficient is sign-stable across 1,000 bootstrap resamples, the learning curve is flat past ~85% of the sample, and a hand-computed reconstruction of the linear predictor matches sklearn to 1.7e-15. The model is well discriminating but imperfectly calibrated (ECE = 0.0208), which §6.2 quantifies rather than corrects.</w:t>
+        <w:t>A four-feature logistic regression predicts whether an individual stolen-base attempt succeeds, from 10,844 tracked attempts (2023–2026). Out-of-fold AUROC = 0.7559 (bootstrap 95% CI 0.7416–0.7703) against a permutation null of 0.4985. The dominant predictor is the ground the runner gains between the pitcher's first move and release: a one-standard-deviation increase multiplies the odds of being safe by 3.19×, against 1.40× for sprint speed. Every coefficient is sign-stable across 1,000 bootstrap resamples, the learning curve is flat from roughly 30% of the sample onward, and a hand-computed reconstruction of the linear predictor matches sklearn to 1.7e-15. The raw model discriminates well but states a poor rate (ECE = 0.0208, with 5 of 10 deciles beyond two binomial standard errors), so a nested out-of-fold isotonic layer is fitted and SHIPPED: it takes ECE to 0.0091 with 0 deciles outside two SE, for 0.0031 of AUROC. §5.3 quantifies and corrects.</w:t>
       </w:r>
     </w:p>
     <w:p>
@@ -1448,7 +1448,7 @@
           <w:i w:val="0"/>
           <w:sz w:val="19"/>
         </w:rPr>
-        <w:t>The target is heavily imbalanced toward success (80.9%) and the base rate is falling monotonically — 0.828 in 2023 to 0.783 in 2026. Two consequences carried through the whole report: AUPRC must be quoted against this base rate as its no-skill floor, and any forward-in-time validation is scored in a harder environment than it was trained on (§6.5).</w:t>
+        <w:t>The target is heavily imbalanced toward success (80.9%) and the base rate is falling monotonically — 0.828 in 2023 to 0.783 in 2026. Two consequences carried through the whole report: AUPRC must be quoted against this base rate as its no-skill floor, and any forward-in-time validation is scored in a harder environment than it was trained on (§6.4).</w:t>
       </w:r>
     </w:p>
     <w:p>
@@ -4348,7 +4348,63 @@
               <w:rPr>
                 <w:sz w:val="17"/>
               </w:rPr>
-              <w:t>Changing it changes the shipped fit. §6.3 measures how much of the headline AUROC is seed-dependent.</w:t>
+              <w:t>Changing it changes the shipped fit. §6.2 measures how much of the headline AUROC is seed-dependent.</w:t>
+            </w:r>
+          </w:p>
+        </w:tc>
+      </w:tr>
+      <w:tr>
+        <w:tc>
+          <w:tcPr>
+            <w:tcW w:type="dxa" w:w="1800"/>
+            <w:shd w:fill="F2F5F8"/>
+          </w:tcPr>
+          <w:p>
+            <w:pPr>
+              <w:spacing w:after="20"/>
+            </w:pPr>
+            <w:r/>
+            <w:r>
+              <w:rPr>
+                <w:sz w:val="17"/>
+              </w:rPr>
+              <w:t>Calibration layer</w:t>
+            </w:r>
+          </w:p>
+        </w:tc>
+        <w:tc>
+          <w:tcPr>
+            <w:tcW w:type="dxa" w:w="2160"/>
+            <w:shd w:fill="F2F5F8"/>
+          </w:tcPr>
+          <w:p>
+            <w:pPr>
+              <w:spacing w:after="20"/>
+            </w:pPr>
+            <w:r/>
+            <w:r>
+              <w:rPr>
+                <w:sz w:val="17"/>
+              </w:rPr>
+              <w:t>Isotonic, fit on out-of-fold predictions</w:t>
+            </w:r>
+          </w:p>
+        </w:tc>
+        <w:tc>
+          <w:tcPr>
+            <w:tcW w:type="dxa" w:w="5400"/>
+            <w:shd w:fill="F2F5F8"/>
+          </w:tcPr>
+          <w:p>
+            <w:pPr>
+              <w:spacing w:after="20"/>
+            </w:pPr>
+            <w:r/>
+            <w:r>
+              <w:rPr>
+                <w:sz w:val="17"/>
+              </w:rPr>
+              <w:t>A post-hoc monotone map on the model's OUTPUT — it leaves the coefficients, the odds ratios and the decomposition in §5.4 completely unchanged, and only moves the probabilities. Scored by nesting (§5.3). The map that ships is a single fit on the full out-of-fold predictions; the numbers quoted come from the nested run, never from the shipped map scored on its own training rows.</w:t>
             </w:r>
           </w:p>
         </w:tc>
@@ -7431,6 +7487,1256 @@
     </w:tbl>
     <w:p>
       <w:pPr>
+        <w:spacing w:after="120"/>
+      </w:pPr>
+      <w:r>
+        <w:rPr>
+          <w:b/>
+          <w:color w:val="0C2340"/>
+          <w:sz w:val="19"/>
+        </w:rPr>
+        <w:t xml:space="preserve">THE RAW PICTURE  </w:t>
+      </w:r>
+      <w:r>
+        <w:rPr>
+          <w:b w:val="0"/>
+          <w:i w:val="0"/>
+          <w:sz w:val="19"/>
+        </w:rPr>
+        <w:t>Raw, this is the model's weakest result. Expected calibration error is 0.0208, but 5 of 10 deciles sit more than two binomial standard errors from their predicted rate — the worst is decile 7, which predicts 0.876 and observes 0.919. The pattern is systematic rather than noisy, and it is a WAVE rather than a monotone drift: over-confident in deciles 2–3, under-confident through 6–8, reversing again at 9. The signed gaps sum to −0.0000, so the model is unbiased in aggregate and no global shift can help it. That shape matters, because it determines what can fix it.</w:t>
+      </w:r>
+    </w:p>
+    <w:tbl>
+      <w:tblPr>
+        <w:tblStyle w:val="TableGrid"/>
+        <w:tblW w:type="auto" w:w="0"/>
+        <w:jc w:val="center"/>
+        <w:tblLook w:firstColumn="1" w:firstRow="1" w:lastColumn="0" w:lastRow="0" w:noHBand="0" w:noVBand="1" w:val="04A0"/>
+      </w:tblPr>
+      <w:tblGrid>
+        <w:gridCol w:w="1656"/>
+        <w:gridCol w:w="1656"/>
+        <w:gridCol w:w="1656"/>
+        <w:gridCol w:w="1656"/>
+        <w:gridCol w:w="1656"/>
+        <w:gridCol w:w="1656"/>
+      </w:tblGrid>
+      <w:tr>
+        <w:tc>
+          <w:tcPr>
+            <w:tcW w:type="dxa" w:w="1080"/>
+            <w:shd w:fill="0C2340"/>
+          </w:tcPr>
+          <w:p>
+            <w:pPr>
+              <w:spacing w:after="20"/>
+            </w:pPr>
+            <w:r/>
+            <w:r>
+              <w:rPr>
+                <w:b/>
+                <w:color w:val="FFFFFF"/>
+                <w:sz w:val="17"/>
+              </w:rPr>
+              <w:t>Decile</w:t>
+            </w:r>
+          </w:p>
+        </w:tc>
+        <w:tc>
+          <w:tcPr>
+            <w:tcW w:type="dxa" w:w="1152"/>
+            <w:shd w:fill="0C2340"/>
+          </w:tcPr>
+          <w:p>
+            <w:pPr>
+              <w:spacing w:after="20"/>
+            </w:pPr>
+            <w:r/>
+            <w:r>
+              <w:rPr>
+                <w:b/>
+                <w:color w:val="FFFFFF"/>
+                <w:sz w:val="17"/>
+              </w:rPr>
+              <w:t>n</w:t>
+            </w:r>
+          </w:p>
+        </w:tc>
+        <w:tc>
+          <w:tcPr>
+            <w:tcW w:type="dxa" w:w="1440"/>
+            <w:shd w:fill="0C2340"/>
+          </w:tcPr>
+          <w:p>
+            <w:pPr>
+              <w:spacing w:after="20"/>
+            </w:pPr>
+            <w:r/>
+            <w:r>
+              <w:rPr>
+                <w:b/>
+                <w:color w:val="FFFFFF"/>
+                <w:sz w:val="17"/>
+              </w:rPr>
+              <w:t>Predicted</w:t>
+            </w:r>
+          </w:p>
+        </w:tc>
+        <w:tc>
+          <w:tcPr>
+            <w:tcW w:type="dxa" w:w="1368"/>
+            <w:shd w:fill="0C2340"/>
+          </w:tcPr>
+          <w:p>
+            <w:pPr>
+              <w:spacing w:after="20"/>
+            </w:pPr>
+            <w:r/>
+            <w:r>
+              <w:rPr>
+                <w:b/>
+                <w:color w:val="FFFFFF"/>
+                <w:sz w:val="17"/>
+              </w:rPr>
+              <w:t>Observed</w:t>
+            </w:r>
+          </w:p>
+        </w:tc>
+        <w:tc>
+          <w:tcPr>
+            <w:tcW w:type="dxa" w:w="1224"/>
+            <w:shd w:fill="0C2340"/>
+          </w:tcPr>
+          <w:p>
+            <w:pPr>
+              <w:spacing w:after="20"/>
+            </w:pPr>
+            <w:r/>
+            <w:r>
+              <w:rPr>
+                <w:b/>
+                <w:color w:val="FFFFFF"/>
+                <w:sz w:val="17"/>
+              </w:rPr>
+              <w:t>Gap</w:t>
+            </w:r>
+          </w:p>
+        </w:tc>
+        <w:tc>
+          <w:tcPr>
+            <w:tcW w:type="dxa" w:w="2016"/>
+            <w:shd w:fill="0C2340"/>
+          </w:tcPr>
+          <w:p>
+            <w:pPr>
+              <w:spacing w:after="20"/>
+            </w:pPr>
+            <w:r/>
+            <w:r>
+              <w:rPr>
+                <w:b/>
+                <w:color w:val="FFFFFF"/>
+                <w:sz w:val="17"/>
+              </w:rPr>
+              <w:t>Gap in binomial SE</w:t>
+            </w:r>
+          </w:p>
+        </w:tc>
+      </w:tr>
+      <w:tr>
+        <w:tc>
+          <w:tcPr>
+            <w:tcW w:type="dxa" w:w="1080"/>
+          </w:tcPr>
+          <w:p>
+            <w:pPr>
+              <w:spacing w:after="20"/>
+            </w:pPr>
+            <w:r/>
+            <w:r>
+              <w:rPr>
+                <w:sz w:val="17"/>
+              </w:rPr>
+              <w:t>1</w:t>
+            </w:r>
+          </w:p>
+        </w:tc>
+        <w:tc>
+          <w:tcPr>
+            <w:tcW w:type="dxa" w:w="1152"/>
+          </w:tcPr>
+          <w:p>
+            <w:pPr>
+              <w:spacing w:after="20"/>
+            </w:pPr>
+            <w:r/>
+            <w:r>
+              <w:rPr>
+                <w:sz w:val="17"/>
+              </w:rPr>
+              <w:t>1,096</w:t>
+            </w:r>
+          </w:p>
+        </w:tc>
+        <w:tc>
+          <w:tcPr>
+            <w:tcW w:type="dxa" w:w="1440"/>
+          </w:tcPr>
+          <w:p>
+            <w:pPr>
+              <w:spacing w:after="20"/>
+            </w:pPr>
+            <w:r/>
+            <w:r>
+              <w:rPr>
+                <w:sz w:val="17"/>
+              </w:rPr>
+              <w:t>0.5234</w:t>
+            </w:r>
+          </w:p>
+        </w:tc>
+        <w:tc>
+          <w:tcPr>
+            <w:tcW w:type="dxa" w:w="1368"/>
+          </w:tcPr>
+          <w:p>
+            <w:pPr>
+              <w:spacing w:after="20"/>
+            </w:pPr>
+            <w:r/>
+            <w:r>
+              <w:rPr>
+                <w:sz w:val="17"/>
+              </w:rPr>
+              <w:t>0.5310</w:t>
+            </w:r>
+          </w:p>
+        </w:tc>
+        <w:tc>
+          <w:tcPr>
+            <w:tcW w:type="dxa" w:w="1224"/>
+          </w:tcPr>
+          <w:p>
+            <w:pPr>
+              <w:spacing w:after="20"/>
+            </w:pPr>
+            <w:r/>
+            <w:r>
+              <w:rPr>
+                <w:sz w:val="17"/>
+              </w:rPr>
+              <w:t>+0.0076</w:t>
+            </w:r>
+          </w:p>
+        </w:tc>
+        <w:tc>
+          <w:tcPr>
+            <w:tcW w:type="dxa" w:w="2016"/>
+          </w:tcPr>
+          <w:p>
+            <w:pPr>
+              <w:spacing w:after="20"/>
+            </w:pPr>
+            <w:r/>
+            <w:r>
+              <w:rPr>
+                <w:sz w:val="17"/>
+              </w:rPr>
+              <w:t>+0.51</w:t>
+            </w:r>
+          </w:p>
+        </w:tc>
+      </w:tr>
+      <w:tr>
+        <w:tc>
+          <w:tcPr>
+            <w:tcW w:type="dxa" w:w="1080"/>
+            <w:shd w:fill="F2F5F8"/>
+          </w:tcPr>
+          <w:p>
+            <w:pPr>
+              <w:spacing w:after="20"/>
+            </w:pPr>
+            <w:r/>
+            <w:r>
+              <w:rPr>
+                <w:sz w:val="17"/>
+              </w:rPr>
+              <w:t>2</w:t>
+            </w:r>
+          </w:p>
+        </w:tc>
+        <w:tc>
+          <w:tcPr>
+            <w:tcW w:type="dxa" w:w="1152"/>
+            <w:shd w:fill="F2F5F8"/>
+          </w:tcPr>
+          <w:p>
+            <w:pPr>
+              <w:spacing w:after="20"/>
+            </w:pPr>
+            <w:r/>
+            <w:r>
+              <w:rPr>
+                <w:sz w:val="17"/>
+              </w:rPr>
+              <w:t>1,118</w:t>
+            </w:r>
+          </w:p>
+        </w:tc>
+        <w:tc>
+          <w:tcPr>
+            <w:tcW w:type="dxa" w:w="1440"/>
+            <w:shd w:fill="F2F5F8"/>
+          </w:tcPr>
+          <w:p>
+            <w:pPr>
+              <w:spacing w:after="20"/>
+            </w:pPr>
+            <w:r/>
+            <w:r>
+              <w:rPr>
+                <w:sz w:val="17"/>
+              </w:rPr>
+              <w:t>0.6284</w:t>
+            </w:r>
+          </w:p>
+        </w:tc>
+        <w:tc>
+          <w:tcPr>
+            <w:tcW w:type="dxa" w:w="1368"/>
+            <w:shd w:fill="F2F5F8"/>
+          </w:tcPr>
+          <w:p>
+            <w:pPr>
+              <w:spacing w:after="20"/>
+            </w:pPr>
+            <w:r/>
+            <w:r>
+              <w:rPr>
+                <w:sz w:val="17"/>
+              </w:rPr>
+              <w:t>0.6377</w:t>
+            </w:r>
+          </w:p>
+        </w:tc>
+        <w:tc>
+          <w:tcPr>
+            <w:tcW w:type="dxa" w:w="1224"/>
+            <w:shd w:fill="F2F5F8"/>
+          </w:tcPr>
+          <w:p>
+            <w:pPr>
+              <w:spacing w:after="20"/>
+            </w:pPr>
+            <w:r/>
+            <w:r>
+              <w:rPr>
+                <w:sz w:val="17"/>
+              </w:rPr>
+              <w:t>+0.0094</w:t>
+            </w:r>
+          </w:p>
+        </w:tc>
+        <w:tc>
+          <w:tcPr>
+            <w:tcW w:type="dxa" w:w="2016"/>
+            <w:shd w:fill="F2F5F8"/>
+          </w:tcPr>
+          <w:p>
+            <w:pPr>
+              <w:spacing w:after="20"/>
+            </w:pPr>
+            <w:r/>
+            <w:r>
+              <w:rPr>
+                <w:sz w:val="17"/>
+              </w:rPr>
+              <w:t>+0.65</w:t>
+            </w:r>
+          </w:p>
+        </w:tc>
+      </w:tr>
+      <w:tr>
+        <w:tc>
+          <w:tcPr>
+            <w:tcW w:type="dxa" w:w="1080"/>
+          </w:tcPr>
+          <w:p>
+            <w:pPr>
+              <w:spacing w:after="20"/>
+            </w:pPr>
+            <w:r/>
+            <w:r>
+              <w:rPr>
+                <w:sz w:val="17"/>
+              </w:rPr>
+              <w:t>3</w:t>
+            </w:r>
+          </w:p>
+        </w:tc>
+        <w:tc>
+          <w:tcPr>
+            <w:tcW w:type="dxa" w:w="1152"/>
+          </w:tcPr>
+          <w:p>
+            <w:pPr>
+              <w:spacing w:after="20"/>
+            </w:pPr>
+            <w:r/>
+            <w:r>
+              <w:rPr>
+                <w:sz w:val="17"/>
+              </w:rPr>
+              <w:t>1,051</w:t>
+            </w:r>
+          </w:p>
+        </w:tc>
+        <w:tc>
+          <w:tcPr>
+            <w:tcW w:type="dxa" w:w="1440"/>
+          </w:tcPr>
+          <w:p>
+            <w:pPr>
+              <w:spacing w:after="20"/>
+            </w:pPr>
+            <w:r/>
+            <w:r>
+              <w:rPr>
+                <w:sz w:val="17"/>
+              </w:rPr>
+              <w:t>0.7075</w:t>
+            </w:r>
+          </w:p>
+        </w:tc>
+        <w:tc>
+          <w:tcPr>
+            <w:tcW w:type="dxa" w:w="1368"/>
+          </w:tcPr>
+          <w:p>
+            <w:pPr>
+              <w:spacing w:after="20"/>
+            </w:pPr>
+            <w:r/>
+            <w:r>
+              <w:rPr>
+                <w:sz w:val="17"/>
+              </w:rPr>
+              <w:t>0.6955</w:t>
+            </w:r>
+          </w:p>
+        </w:tc>
+        <w:tc>
+          <w:tcPr>
+            <w:tcW w:type="dxa" w:w="1224"/>
+          </w:tcPr>
+          <w:p>
+            <w:pPr>
+              <w:spacing w:after="20"/>
+            </w:pPr>
+            <w:r/>
+            <w:r>
+              <w:rPr>
+                <w:sz w:val="17"/>
+              </w:rPr>
+              <w:t>-0.0120</w:t>
+            </w:r>
+          </w:p>
+        </w:tc>
+        <w:tc>
+          <w:tcPr>
+            <w:tcW w:type="dxa" w:w="2016"/>
+          </w:tcPr>
+          <w:p>
+            <w:pPr>
+              <w:spacing w:after="20"/>
+            </w:pPr>
+            <w:r/>
+            <w:r>
+              <w:rPr>
+                <w:sz w:val="17"/>
+              </w:rPr>
+              <w:t>-0.84</w:t>
+            </w:r>
+          </w:p>
+        </w:tc>
+      </w:tr>
+      <w:tr>
+        <w:tc>
+          <w:tcPr>
+            <w:tcW w:type="dxa" w:w="1080"/>
+            <w:shd w:fill="F2F5F8"/>
+          </w:tcPr>
+          <w:p>
+            <w:pPr>
+              <w:spacing w:after="20"/>
+            </w:pPr>
+            <w:r/>
+            <w:r>
+              <w:rPr>
+                <w:sz w:val="17"/>
+              </w:rPr>
+              <w:t>4</w:t>
+            </w:r>
+          </w:p>
+        </w:tc>
+        <w:tc>
+          <w:tcPr>
+            <w:tcW w:type="dxa" w:w="1152"/>
+            <w:shd w:fill="F2F5F8"/>
+          </w:tcPr>
+          <w:p>
+            <w:pPr>
+              <w:spacing w:after="20"/>
+            </w:pPr>
+            <w:r/>
+            <w:r>
+              <w:rPr>
+                <w:sz w:val="17"/>
+              </w:rPr>
+              <w:t>1,150</w:t>
+            </w:r>
+          </w:p>
+        </w:tc>
+        <w:tc>
+          <w:tcPr>
+            <w:tcW w:type="dxa" w:w="1440"/>
+            <w:shd w:fill="F2F5F8"/>
+          </w:tcPr>
+          <w:p>
+            <w:pPr>
+              <w:spacing w:after="20"/>
+            </w:pPr>
+            <w:r/>
+            <w:r>
+              <w:rPr>
+                <w:sz w:val="17"/>
+              </w:rPr>
+              <w:t>0.7703</w:t>
+            </w:r>
+          </w:p>
+        </w:tc>
+        <w:tc>
+          <w:tcPr>
+            <w:tcW w:type="dxa" w:w="1368"/>
+            <w:shd w:fill="F2F5F8"/>
+          </w:tcPr>
+          <w:p>
+            <w:pPr>
+              <w:spacing w:after="20"/>
+            </w:pPr>
+            <w:r/>
+            <w:r>
+              <w:rPr>
+                <w:sz w:val="17"/>
+              </w:rPr>
+              <w:t>0.7861</w:t>
+            </w:r>
+          </w:p>
+        </w:tc>
+        <w:tc>
+          <w:tcPr>
+            <w:tcW w:type="dxa" w:w="1224"/>
+            <w:shd w:fill="F2F5F8"/>
+          </w:tcPr>
+          <w:p>
+            <w:pPr>
+              <w:spacing w:after="20"/>
+            </w:pPr>
+            <w:r/>
+            <w:r>
+              <w:rPr>
+                <w:sz w:val="17"/>
+              </w:rPr>
+              <w:t>+0.0158</w:t>
+            </w:r>
+          </w:p>
+        </w:tc>
+        <w:tc>
+          <w:tcPr>
+            <w:tcW w:type="dxa" w:w="2016"/>
+            <w:shd w:fill="F2F5F8"/>
+          </w:tcPr>
+          <w:p>
+            <w:pPr>
+              <w:spacing w:after="20"/>
+            </w:pPr>
+            <w:r/>
+            <w:r>
+              <w:rPr>
+                <w:sz w:val="17"/>
+              </w:rPr>
+              <w:t>+1.30</w:t>
+            </w:r>
+          </w:p>
+        </w:tc>
+      </w:tr>
+      <w:tr>
+        <w:tc>
+          <w:tcPr>
+            <w:tcW w:type="dxa" w:w="1080"/>
+          </w:tcPr>
+          <w:p>
+            <w:pPr>
+              <w:spacing w:after="20"/>
+            </w:pPr>
+            <w:r/>
+            <w:r>
+              <w:rPr>
+                <w:sz w:val="17"/>
+              </w:rPr>
+              <w:t>5</w:t>
+            </w:r>
+          </w:p>
+        </w:tc>
+        <w:tc>
+          <w:tcPr>
+            <w:tcW w:type="dxa" w:w="1152"/>
+          </w:tcPr>
+          <w:p>
+            <w:pPr>
+              <w:spacing w:after="20"/>
+            </w:pPr>
+            <w:r/>
+            <w:r>
+              <w:rPr>
+                <w:sz w:val="17"/>
+              </w:rPr>
+              <w:t>1,069</w:t>
+            </w:r>
+          </w:p>
+        </w:tc>
+        <w:tc>
+          <w:tcPr>
+            <w:tcW w:type="dxa" w:w="1440"/>
+          </w:tcPr>
+          <w:p>
+            <w:pPr>
+              <w:spacing w:after="20"/>
+            </w:pPr>
+            <w:r/>
+            <w:r>
+              <w:rPr>
+                <w:sz w:val="17"/>
+              </w:rPr>
+              <w:t>0.8281</w:t>
+            </w:r>
+          </w:p>
+        </w:tc>
+        <w:tc>
+          <w:tcPr>
+            <w:tcW w:type="dxa" w:w="1368"/>
+          </w:tcPr>
+          <w:p>
+            <w:pPr>
+              <w:spacing w:after="20"/>
+            </w:pPr>
+            <w:r/>
+            <w:r>
+              <w:rPr>
+                <w:sz w:val="17"/>
+              </w:rPr>
+              <w:t>0.8110</w:t>
+            </w:r>
+          </w:p>
+        </w:tc>
+        <w:tc>
+          <w:tcPr>
+            <w:tcW w:type="dxa" w:w="1224"/>
+          </w:tcPr>
+          <w:p>
+            <w:pPr>
+              <w:spacing w:after="20"/>
+            </w:pPr>
+            <w:r/>
+            <w:r>
+              <w:rPr>
+                <w:sz w:val="17"/>
+              </w:rPr>
+              <w:t>-0.0171</w:t>
+            </w:r>
+          </w:p>
+        </w:tc>
+        <w:tc>
+          <w:tcPr>
+            <w:tcW w:type="dxa" w:w="2016"/>
+          </w:tcPr>
+          <w:p>
+            <w:pPr>
+              <w:spacing w:after="20"/>
+            </w:pPr>
+            <w:r/>
+            <w:r>
+              <w:rPr>
+                <w:sz w:val="17"/>
+              </w:rPr>
+              <w:t>-1.42</w:t>
+            </w:r>
+          </w:p>
+        </w:tc>
+      </w:tr>
+      <w:tr>
+        <w:tc>
+          <w:tcPr>
+            <w:tcW w:type="dxa" w:w="1080"/>
+            <w:shd w:fill="F2F5F8"/>
+          </w:tcPr>
+          <w:p>
+            <w:pPr>
+              <w:spacing w:after="20"/>
+            </w:pPr>
+            <w:r/>
+            <w:r>
+              <w:rPr>
+                <w:sz w:val="17"/>
+              </w:rPr>
+              <w:t>6</w:t>
+            </w:r>
+          </w:p>
+        </w:tc>
+        <w:tc>
+          <w:tcPr>
+            <w:tcW w:type="dxa" w:w="1152"/>
+            <w:shd w:fill="F2F5F8"/>
+          </w:tcPr>
+          <w:p>
+            <w:pPr>
+              <w:spacing w:after="20"/>
+            </w:pPr>
+            <w:r/>
+            <w:r>
+              <w:rPr>
+                <w:sz w:val="17"/>
+              </w:rPr>
+              <w:t>1,116</w:t>
+            </w:r>
+          </w:p>
+        </w:tc>
+        <w:tc>
+          <w:tcPr>
+            <w:tcW w:type="dxa" w:w="1440"/>
+            <w:shd w:fill="F2F5F8"/>
+          </w:tcPr>
+          <w:p>
+            <w:pPr>
+              <w:spacing w:after="20"/>
+            </w:pPr>
+            <w:r/>
+            <w:r>
+              <w:rPr>
+                <w:sz w:val="17"/>
+              </w:rPr>
+              <w:t>0.8764</w:t>
+            </w:r>
+          </w:p>
+        </w:tc>
+        <w:tc>
+          <w:tcPr>
+            <w:tcW w:type="dxa" w:w="1368"/>
+            <w:shd w:fill="F2F5F8"/>
+          </w:tcPr>
+          <w:p>
+            <w:pPr>
+              <w:spacing w:after="20"/>
+            </w:pPr>
+            <w:r/>
+            <w:r>
+              <w:rPr>
+                <w:sz w:val="17"/>
+              </w:rPr>
+              <w:t>0.8737</w:t>
+            </w:r>
+          </w:p>
+        </w:tc>
+        <w:tc>
+          <w:tcPr>
+            <w:tcW w:type="dxa" w:w="1224"/>
+            <w:shd w:fill="F2F5F8"/>
+          </w:tcPr>
+          <w:p>
+            <w:pPr>
+              <w:spacing w:after="20"/>
+            </w:pPr>
+            <w:r/>
+            <w:r>
+              <w:rPr>
+                <w:sz w:val="17"/>
+              </w:rPr>
+              <w:t>-0.0028</w:t>
+            </w:r>
+          </w:p>
+        </w:tc>
+        <w:tc>
+          <w:tcPr>
+            <w:tcW w:type="dxa" w:w="2016"/>
+            <w:shd w:fill="F2F5F8"/>
+          </w:tcPr>
+          <w:p>
+            <w:pPr>
+              <w:spacing w:after="20"/>
+            </w:pPr>
+            <w:r/>
+            <w:r>
+              <w:rPr>
+                <w:sz w:val="17"/>
+              </w:rPr>
+              <w:t>-0.28</w:t>
+            </w:r>
+          </w:p>
+        </w:tc>
+      </w:tr>
+      <w:tr>
+        <w:tc>
+          <w:tcPr>
+            <w:tcW w:type="dxa" w:w="1080"/>
+          </w:tcPr>
+          <w:p>
+            <w:pPr>
+              <w:spacing w:after="20"/>
+            </w:pPr>
+            <w:r/>
+            <w:r>
+              <w:rPr>
+                <w:sz w:val="17"/>
+              </w:rPr>
+              <w:t>7</w:t>
+            </w:r>
+          </w:p>
+        </w:tc>
+        <w:tc>
+          <w:tcPr>
+            <w:tcW w:type="dxa" w:w="1152"/>
+          </w:tcPr>
+          <w:p>
+            <w:pPr>
+              <w:spacing w:after="20"/>
+            </w:pPr>
+            <w:r/>
+            <w:r>
+              <w:rPr>
+                <w:sz w:val="17"/>
+              </w:rPr>
+              <w:t>1,299</w:t>
+            </w:r>
+          </w:p>
+        </w:tc>
+        <w:tc>
+          <w:tcPr>
+            <w:tcW w:type="dxa" w:w="1440"/>
+          </w:tcPr>
+          <w:p>
+            <w:pPr>
+              <w:spacing w:after="20"/>
+            </w:pPr>
+            <w:r/>
+            <w:r>
+              <w:rPr>
+                <w:sz w:val="17"/>
+              </w:rPr>
+              <w:t>0.9187</w:t>
+            </w:r>
+          </w:p>
+        </w:tc>
+        <w:tc>
+          <w:tcPr>
+            <w:tcW w:type="dxa" w:w="1368"/>
+          </w:tcPr>
+          <w:p>
+            <w:pPr>
+              <w:spacing w:after="20"/>
+            </w:pPr>
+            <w:r/>
+            <w:r>
+              <w:rPr>
+                <w:sz w:val="17"/>
+              </w:rPr>
+              <w:t>0.9276</w:t>
+            </w:r>
+          </w:p>
+        </w:tc>
+        <w:tc>
+          <w:tcPr>
+            <w:tcW w:type="dxa" w:w="1224"/>
+          </w:tcPr>
+          <w:p>
+            <w:pPr>
+              <w:spacing w:after="20"/>
+            </w:pPr>
+            <w:r/>
+            <w:r>
+              <w:rPr>
+                <w:sz w:val="17"/>
+              </w:rPr>
+              <w:t>+0.0090</w:t>
+            </w:r>
+          </w:p>
+        </w:tc>
+        <w:tc>
+          <w:tcPr>
+            <w:tcW w:type="dxa" w:w="2016"/>
+          </w:tcPr>
+          <w:p>
+            <w:pPr>
+              <w:spacing w:after="20"/>
+            </w:pPr>
+            <w:r/>
+            <w:r>
+              <w:rPr>
+                <w:sz w:val="17"/>
+              </w:rPr>
+              <w:t>+1.25</w:t>
+            </w:r>
+          </w:p>
+        </w:tc>
+      </w:tr>
+      <w:tr>
+        <w:tc>
+          <w:tcPr>
+            <w:tcW w:type="dxa" w:w="1080"/>
+            <w:shd w:fill="F2F5F8"/>
+          </w:tcPr>
+          <w:p>
+            <w:pPr>
+              <w:spacing w:after="20"/>
+            </w:pPr>
+            <w:r/>
+            <w:r>
+              <w:rPr>
+                <w:sz w:val="17"/>
+              </w:rPr>
+              <w:t>8</w:t>
+            </w:r>
+          </w:p>
+        </w:tc>
+        <w:tc>
+          <w:tcPr>
+            <w:tcW w:type="dxa" w:w="1152"/>
+            <w:shd w:fill="F2F5F8"/>
+          </w:tcPr>
+          <w:p>
+            <w:pPr>
+              <w:spacing w:after="20"/>
+            </w:pPr>
+            <w:r/>
+            <w:r>
+              <w:rPr>
+                <w:sz w:val="17"/>
+              </w:rPr>
+              <w:t>1,139</w:t>
+            </w:r>
+          </w:p>
+        </w:tc>
+        <w:tc>
+          <w:tcPr>
+            <w:tcW w:type="dxa" w:w="1440"/>
+            <w:shd w:fill="F2F5F8"/>
+          </w:tcPr>
+          <w:p>
+            <w:pPr>
+              <w:spacing w:after="20"/>
+            </w:pPr>
+            <w:r/>
+            <w:r>
+              <w:rPr>
+                <w:sz w:val="17"/>
+              </w:rPr>
+              <w:t>0.9307</w:t>
+            </w:r>
+          </w:p>
+        </w:tc>
+        <w:tc>
+          <w:tcPr>
+            <w:tcW w:type="dxa" w:w="1368"/>
+            <w:shd w:fill="F2F5F8"/>
+          </w:tcPr>
+          <w:p>
+            <w:pPr>
+              <w:spacing w:after="20"/>
+            </w:pPr>
+            <w:r/>
+            <w:r>
+              <w:rPr>
+                <w:sz w:val="17"/>
+              </w:rPr>
+              <w:t>0.9298</w:t>
+            </w:r>
+          </w:p>
+        </w:tc>
+        <w:tc>
+          <w:tcPr>
+            <w:tcW w:type="dxa" w:w="1224"/>
+            <w:shd w:fill="F2F5F8"/>
+          </w:tcPr>
+          <w:p>
+            <w:pPr>
+              <w:spacing w:after="20"/>
+            </w:pPr>
+            <w:r/>
+            <w:r>
+              <w:rPr>
+                <w:sz w:val="17"/>
+              </w:rPr>
+              <w:t>-0.0009</w:t>
+            </w:r>
+          </w:p>
+        </w:tc>
+        <w:tc>
+          <w:tcPr>
+            <w:tcW w:type="dxa" w:w="2016"/>
+            <w:shd w:fill="F2F5F8"/>
+          </w:tcPr>
+          <w:p>
+            <w:pPr>
+              <w:spacing w:after="20"/>
+            </w:pPr>
+            <w:r/>
+            <w:r>
+              <w:rPr>
+                <w:sz w:val="17"/>
+              </w:rPr>
+              <w:t>-0.12</w:t>
+            </w:r>
+          </w:p>
+        </w:tc>
+      </w:tr>
+      <w:tr>
+        <w:tc>
+          <w:tcPr>
+            <w:tcW w:type="dxa" w:w="1080"/>
+          </w:tcPr>
+          <w:p>
+            <w:pPr>
+              <w:spacing w:after="20"/>
+            </w:pPr>
+            <w:r/>
+            <w:r>
+              <w:rPr>
+                <w:sz w:val="17"/>
+              </w:rPr>
+              <w:t>9</w:t>
+            </w:r>
+          </w:p>
+        </w:tc>
+        <w:tc>
+          <w:tcPr>
+            <w:tcW w:type="dxa" w:w="1152"/>
+          </w:tcPr>
+          <w:p>
+            <w:pPr>
+              <w:spacing w:after="20"/>
+            </w:pPr>
+            <w:r/>
+            <w:r>
+              <w:rPr>
+                <w:sz w:val="17"/>
+              </w:rPr>
+              <w:t>723</w:t>
+            </w:r>
+          </w:p>
+        </w:tc>
+        <w:tc>
+          <w:tcPr>
+            <w:tcW w:type="dxa" w:w="1440"/>
+          </w:tcPr>
+          <w:p>
+            <w:pPr>
+              <w:spacing w:after="20"/>
+            </w:pPr>
+            <w:r/>
+            <w:r>
+              <w:rPr>
+                <w:sz w:val="17"/>
+              </w:rPr>
+              <w:t>0.9451</w:t>
+            </w:r>
+          </w:p>
+        </w:tc>
+        <w:tc>
+          <w:tcPr>
+            <w:tcW w:type="dxa" w:w="1368"/>
+          </w:tcPr>
+          <w:p>
+            <w:pPr>
+              <w:spacing w:after="20"/>
+            </w:pPr>
+            <w:r/>
+            <w:r>
+              <w:rPr>
+                <w:sz w:val="17"/>
+              </w:rPr>
+              <w:t>0.9378</w:t>
+            </w:r>
+          </w:p>
+        </w:tc>
+        <w:tc>
+          <w:tcPr>
+            <w:tcW w:type="dxa" w:w="1224"/>
+          </w:tcPr>
+          <w:p>
+            <w:pPr>
+              <w:spacing w:after="20"/>
+            </w:pPr>
+            <w:r/>
+            <w:r>
+              <w:rPr>
+                <w:sz w:val="17"/>
+              </w:rPr>
+              <w:t>-0.0073</w:t>
+            </w:r>
+          </w:p>
+        </w:tc>
+        <w:tc>
+          <w:tcPr>
+            <w:tcW w:type="dxa" w:w="2016"/>
+          </w:tcPr>
+          <w:p>
+            <w:pPr>
+              <w:spacing w:after="20"/>
+            </w:pPr>
+            <w:r/>
+            <w:r>
+              <w:rPr>
+                <w:sz w:val="17"/>
+              </w:rPr>
+              <w:t>-0.81</w:t>
+            </w:r>
+          </w:p>
+        </w:tc>
+      </w:tr>
+      <w:tr>
+        <w:tc>
+          <w:tcPr>
+            <w:tcW w:type="dxa" w:w="1080"/>
+            <w:shd w:fill="F2F5F8"/>
+          </w:tcPr>
+          <w:p>
+            <w:pPr>
+              <w:spacing w:after="20"/>
+            </w:pPr>
+            <w:r/>
+            <w:r>
+              <w:rPr>
+                <w:sz w:val="17"/>
+              </w:rPr>
+              <w:t>10</w:t>
+            </w:r>
+          </w:p>
+        </w:tc>
+        <w:tc>
+          <w:tcPr>
+            <w:tcW w:type="dxa" w:w="1152"/>
+            <w:shd w:fill="F2F5F8"/>
+          </w:tcPr>
+          <w:p>
+            <w:pPr>
+              <w:spacing w:after="20"/>
+            </w:pPr>
+            <w:r/>
+            <w:r>
+              <w:rPr>
+                <w:sz w:val="17"/>
+              </w:rPr>
+              <w:t>1,083</w:t>
+            </w:r>
+          </w:p>
+        </w:tc>
+        <w:tc>
+          <w:tcPr>
+            <w:tcW w:type="dxa" w:w="1440"/>
+            <w:shd w:fill="F2F5F8"/>
+          </w:tcPr>
+          <w:p>
+            <w:pPr>
+              <w:spacing w:after="20"/>
+            </w:pPr>
+            <w:r/>
+            <w:r>
+              <w:rPr>
+                <w:sz w:val="17"/>
+              </w:rPr>
+              <w:t>0.9844</w:t>
+            </w:r>
+          </w:p>
+        </w:tc>
+        <w:tc>
+          <w:tcPr>
+            <w:tcW w:type="dxa" w:w="1368"/>
+            <w:shd w:fill="F2F5F8"/>
+          </w:tcPr>
+          <w:p>
+            <w:pPr>
+              <w:spacing w:after="20"/>
+            </w:pPr>
+            <w:r/>
+            <w:r>
+              <w:rPr>
+                <w:sz w:val="17"/>
+              </w:rPr>
+              <w:t>0.9751</w:t>
+            </w:r>
+          </w:p>
+        </w:tc>
+        <w:tc>
+          <w:tcPr>
+            <w:tcW w:type="dxa" w:w="1224"/>
+            <w:shd w:fill="F2F5F8"/>
+          </w:tcPr>
+          <w:p>
+            <w:pPr>
+              <w:spacing w:after="20"/>
+            </w:pPr>
+            <w:r/>
+            <w:r>
+              <w:rPr>
+                <w:sz w:val="17"/>
+              </w:rPr>
+              <w:t>-0.0093</w:t>
+            </w:r>
+          </w:p>
+        </w:tc>
+        <w:tc>
+          <w:tcPr>
+            <w:tcW w:type="dxa" w:w="2016"/>
+            <w:shd w:fill="F2F5F8"/>
+          </w:tcPr>
+          <w:p>
+            <w:pPr>
+              <w:spacing w:after="20"/>
+            </w:pPr>
+            <w:r/>
+            <w:r>
+              <w:rPr>
+                <w:sz w:val="17"/>
+              </w:rPr>
+              <w:t>-1.96</w:t>
+            </w:r>
+          </w:p>
+        </w:tc>
+      </w:tr>
+    </w:tbl>
+    <w:p>
+      <w:pPr>
+        <w:spacing w:after="120"/>
+      </w:pPr>
+      <w:r>
+        <w:rPr>
+          <w:b/>
+          <w:color w:val="0C2340"/>
+          <w:sz w:val="19"/>
+        </w:rPr>
+        <w:t xml:space="preserve">THE CORRECTION  </w:t>
+      </w:r>
+      <w:r>
+        <w:rPr>
+          <w:b w:val="0"/>
+          <w:i w:val="0"/>
+          <w:sz w:val="19"/>
+        </w:rPr>
+        <w:t>An isotonic map — monotone, non-parametric — is fitted on out-of-fold predictions and applied to the model's output. Scored by NESTING (the calibrator is fit on inner training folds only and never sees the fold it is measured on), it takes expected calibration error from 0.0208 to 0.0091 and the number of deciles beyond two standard errors from 5 to 0. Brier improves as well (0.1359 → 0.1350). The cost is 0.0031 of AUROC (0.7559 → 0.7528), from the step map creating ties among predictions the raw model separated — an order of magnitude inside the bootstrap interval in §6.1. This layer SHIPS: the web calculator applies it before displaying a percentage.</w:t>
+      </w:r>
+    </w:p>
+    <w:p>
+      <w:pPr>
         <w:spacing w:after="160"/>
       </w:pPr>
       <w:r>
@@ -7439,7 +8745,7 @@
           <w:color w:val="0C2340"/>
           <w:sz w:val="19"/>
         </w:rPr>
-        <w:t xml:space="preserve">AN HONEST WEAKNESS  </w:t>
+        <w:t xml:space="preserve">WHY ISOTONIC, AND A CORRECTION TO AN EARLIER CLAIM  </w:t>
       </w:r>
       <w:r>
         <w:rPr>
@@ -7447,7 +8753,7 @@
           <w:i w:val="0"/>
           <w:sz w:val="19"/>
         </w:rPr>
-        <w:t>This is the model's weakest result and it is reported as such. Expected calibration error is 0.0208, but 5 of 10 deciles sit more than two binomial standard errors from their predicted rate — the worst is decile 7, which predicts 0.876 and observes 0.919. The pattern is systematic rather than noisy: the model is under-confident in the middle of the range and slightly over-confident at the top. A stated probability from this model should be read as a good ranking and an approximate rate, with roughly ±4 points of slack in the middle deciles. No post-hoc correction is applied, because the drift has an identifiable cause (§2.2, the falling league base rate) that isotonic rescaling on pooled data would hide rather than fix.</w:t>
+        <w:t>Platt scaling was tested and rejected: it makes calibration WORSE (ECE 0.0342, 8 deciles beyond two SE). That is the diagnostic confirming the shape argument — a single-slope sigmoid cannot follow a wave that reverses, whereas a monotone step map can. An earlier draft of this section declined to calibrate at all, reasoning that isotonic rescaling would hide a falling league base rate (§2.2). That reasoning was borrowed from the v12 FORWARD holdout, where the drift genuinely is a base-rate shift across seasons. It does not describe the table above, which is a pooled random split whose signed errors cancel — there is no drift for the map to hide, only a shape to follow. The correction is applied here and the forward-holdout argument stays where it belongs, in §6.4.</w:t>
       </w:r>
     </w:p>
     <w:p>
@@ -11692,7 +12998,7 @@
       <w:r>
         <w:drawing>
           <wp:inline xmlns:a="http://schemas.openxmlformats.org/drawingml/2006/main" xmlns:pic="http://schemas.openxmlformats.org/drawingml/2006/picture">
-            <wp:extent cx="4023360" cy="3726626"/>
+            <wp:extent cx="4023360" cy="3708488"/>
             <wp:docPr id="2" name="Picture 2"/>
             <wp:cNvGraphicFramePr>
               <a:graphicFrameLocks noChangeAspect="1"/>
@@ -11713,7 +13019,7 @@
                   <pic:spPr>
                     <a:xfrm>
                       <a:off x="0" y="0"/>
-                      <a:ext cx="4023360" cy="3726626"/>
+                      <a:ext cx="4023360" cy="3708488"/>
                     </a:xfrm>
                     <a:prstGeom prst="rect"/>
                   </pic:spPr>
@@ -11758,7 +13064,7 @@
           <w:i w:val="0"/>
           <w:sz w:val="20"/>
         </w:rPr>
-        <w:t>Steal+ and Burst are not estimators — they are 'actual minus expected' constructions with an explicit, published baseline. They are included here because the report is the single document for the project, and because §7.3 is a genuine ML result about them.</w:t>
+        <w:t>Steal+ and Burst are not estimators — they are 'actual minus expected' constructions with an explicit, published baseline. They are included here because the report is the single document for the project, and because §7.2 is a genuine ML result about them.</w:t>
       </w:r>
     </w:p>
     <w:tbl>
@@ -12996,7 +14302,7 @@
               <a:graphicData uri="http://schemas.openxmlformats.org/drawingml/2006/picture">
                 <pic:pic>
                   <pic:nvPicPr>
-                    <pic:cNvPr id="0" name="Fig_v11_Reliability.png"/>
+                    <pic:cNvPr id="0" name="Fig_v15_Reliability.png"/>
                     <pic:cNvPicPr/>
                   </pic:nvPicPr>
                   <pic:blipFill>
@@ -14798,7 +16104,7 @@
               <w:rPr>
                 <w:sz w:val="17"/>
               </w:rPr>
-              <w:t>v12 leads 1.14 · v12 shipped 6.63 · v11 calculator 1.21</w:t>
+              <w:t>v12 leads 1.14 · v12 shipped 6.63 · v15 calculator 1.21</w:t>
             </w:r>
           </w:p>
         </w:tc>
